--- a/docs/evaluation/docx/M13-document-management-secure-storage-council.docx
+++ b/docs/evaluation/docx/M13-document-management-secure-storage-council.docx
@@ -12,7 +12,7 @@
           <w:color w:val="1F3864"/>
           <w:sz w:val="52"/>
         </w:rPr>
-        <w:t xml:space="preserve"> Adversarial Idea Evaluator — Council Report</w:t>
+        <w:t>M13 document management secure storage council</w:t>
       </w:r>
     </w:p>
     <w:p>
@@ -412,7 +412,7 @@
           <w:rFonts w:ascii="Consolas" w:hAnsi="Consolas"/>
           <w:sz w:val="20"/>
         </w:rPr>
-        <w:t>contentUrl: https://blob.gov/...?sig=...</w:t>
+        <w:t>contentUrl: https://blob.enterprise/...?sig=...</w:t>
       </w:r>
       <w:r>
         <w:t xml:space="preserve">. That URL goes *direct to blob*, not through the gateway that FR-012 says "emits every audit event." So DOWNLOAD via signed URL escapes </w:t>
@@ -529,7 +529,7 @@
         <w:t>built</w:t>
       </w:r>
       <w:r>
-        <w:t>. The BRD silently specifies an in-house OpenText/Documentum/Veeva-Vault — *plus* DocuSign (FR-010), *plus* AWS Macie (DLP, FR-016), *plus* Textract (OCR, FR-008), *plus* a redaction studio (FR-011). That is four mature commercial categories rebuilt at once. The justification — "CGG on-prem government cloud" — is real but unstated, and it is doing enormous work. If managed/COTS services *are* reachable, most of FR-008/010/011/016's engine logic is buy-not-build and the BRD should specify *integration contracts*, not *implementations*.</w:t>
+        <w:t>. The BRD silently specifies an in-house OpenText/Documentum/Veeva-Vault — *plus* DocuSign (FR-010), *plus* AWS Macie (DLP, FR-016), *plus* Textract (OCR, FR-008), *plus* a redaction studio (FR-011). That is four mature commercial categories rebuilt at once. The justification — "CGG on-prem enterprise cloud" — is real but unstated, and it is doing enormous work. If managed/COTS services *are* reachable, most of FR-008/010/011/016's engine logic is buy-not-build and the BRD should specify *integration contracts*, not *implementations*.</w:t>
       </w:r>
     </w:p>
     <w:p>
@@ -590,7 +590,7 @@
     </w:p>
     <w:p>
       <w:r>
-        <w:t>The vocabulary wall is real — PAdES, envelope encryption, wrapped DEK, object-lock retain-until, crypto-shred, ICAP, deferrable FK, "convergent" dedup. There is no one-paragraph "what happens when I drag a PDF in" story for a non-engineer, and the glossary, while present, sits at the very end. A government records officer approving a disposition needs a plain narrative, not a state table.</w:t>
+        <w:t>The vocabulary wall is real — PAdES, envelope encryption, wrapped DEK, object-lock retain-until, crypto-shred, ICAP, deferrable FK, "convergent" dedup. There is no one-paragraph "what happens when I drag a PDF in" story for a non-engineer, and the glossary, while present, sits at the very end. A enterprise records officer approving a disposition needs a plain narrative, not a state table.</w:t>
       </w:r>
     </w:p>
     <w:p>
@@ -707,7 +707,7 @@
         <w:t>Object-lock semantics differ by provider</w:t>
       </w:r>
       <w:r>
-        <w:t xml:space="preserve"> — true WORM (S3 Object Lock COMPLIANCE mode) vs the "government blob" backend may not be equivalent; the WORM guarantee must be proven on the *actual* CGG storage before FR-014 is credible (the launch checklist has one line for this — good, but it should be a gating spike, not a checkbox). (3) </w:t>
+        <w:t xml:space="preserve"> — true WORM (S3 Object Lock COMPLIANCE mode) vs the "enterprise blob" backend may not be equivalent; the WORM guarantee must be proven on the *actual* CGG storage before FR-014 is credible (the launch checklist has one line for this — good, but it should be a gating spike, not a checkbox). (3) </w:t>
       </w:r>
       <w:r>
         <w:rPr>
@@ -789,7 +789,7 @@
     </w:p>
     <w:p>
       <w:r>
-        <w:t>*Biggest blind spot:* C's "buy not build" is right in spirit but hand-waves that the *government on-prem* constraint may genuinely forbid SaaS DocuSign/Macie/Textract for PII — the build may be forced, and C should weigh data-sovereignty before recommending COTS.</w:t>
+        <w:t>*Biggest blind spot:* C's "buy not build" is right in spirit but hand-waves that the *enterprise on-prem* constraint may genuinely forbid SaaS DocuSign/Macie/Textract for PII — the build may be forced, and C should weigh data-sovereignty before recommending COTS.</w:t>
       </w:r>
     </w:p>
     <w:p>
@@ -1020,7 +1020,7 @@
         <w:t>Build vs buy (C vs A/E):</w:t>
       </w:r>
       <w:r>
-        <w:t xml:space="preserve"> C wants a thin orchestration layer over COTS AV/OCR/DLP/PKI; A/E note the government on-prem/sovereignty constraint may force the build. *Resolution: not fundamental — adopt provider-abstraction for all four engines (already done for storage) so build-vs-buy becomes a deployment choice, not an architecture rewrite.*</w:t>
+        <w:t xml:space="preserve"> C wants a thin orchestration layer over COTS AV/OCR/DLP/PKI; A/E note the enterprise on-prem/sovereignty constraint may force the build. *Resolution: not fundamental — adopt provider-abstraction for all four engines (already done for storage) so build-vs-buy becomes a deployment choice, not an architecture rewrite.*</w:t>
       </w:r>
     </w:p>
     <w:p>
@@ -2867,7 +2867,7 @@
         <w:t>Proceed — the BRD is a strong, defensible foundation — but it is not yet bulletproof.</w:t>
       </w:r>
       <w:r>
-        <w:t xml:space="preserve"> Treat v2 as a *correctness and contradiction-resolution* pass, not a rewrite. The skeleton (entities, attach/fetch, ACL, WORM, audit, governance) stays. Fix the four Critical items (R1–R4) and the audit-immutability + KMS-DR + search-index + DPDP-lattice High items before build, freeze the contract day one, abstract the four engines, and phase redaction as fast-follow. Done, this is best-in-class for a statutory government HRMS.</w:t>
+        <w:t xml:space="preserve"> Treat v2 as a *correctness and contradiction-resolution* pass, not a rewrite. The skeleton (entities, attach/fetch, ACL, WORM, audit, governance) stays. Fix the four Critical items (R1–R4) and the audit-immutability + KMS-DR + search-index + DPDP-lattice High items before build, freeze the contract day one, abstract the four engines, and phase redaction as fast-follow. Done, this is best-in-class for a statutory PrimeSoft HRMS.</w:t>
       </w:r>
     </w:p>
     <w:p>
@@ -3476,7 +3476,7 @@
         <w:color w:val="808080"/>
         <w:sz w:val="16"/>
       </w:rPr>
-      <w:t xml:space="preserve"> Adversarial Idea Evaluator — Council Report</w:t>
+      <w:t>M13 document management secure storage council</w:t>
       <w:tab/>
       <w:t>Confidential</w:t>
     </w:r>
